--- a/grc_wisdom_api/scripts/verify/_tmp_reports/Framework_coverage.docx
+++ b/grc_wisdom_api/scripts/verify/_tmp_reports/Framework_coverage.docx
@@ -202,7 +202,7 @@
                 <w:sz w:val="17"/>
                 <w:szCs w:val="17"/>
               </w:rPr>
-              <w:t xml:space="preserve">2026-08-16 17:58 UTC</w:t>
+              <w:t xml:space="preserve">2026-08-17 15:43 UTC</w:t>
             </w:r>
           </w:p>
         </w:tc>
@@ -6679,7 +6679,7 @@
           <w:sz w:val="15"/>
           <w:szCs w:val="15"/>
         </w:rPr>
-        <w:t xml:space="preserve">Framework Coverage · OmniOps · generated 2026-08-16</w:t>
+        <w:t xml:space="preserve">Framework Coverage · OmniOps · generated 2026-08-17</w:t>
       </w:r>
     </w:p>
     <w:sectPr>
